--- a/output/skill-comparison/openai-slides/기획서/AIOps_조별 과제_광주_3반_GroundWatch.docx
+++ b/output/skill-comparison/openai-slides/기획서/AIOps_조별 과제_광주_3반_GroundWatch.docx
@@ -1033,7 +1033,7 @@
                 <w:b w:val="0"/>
                 <w:sz w:val="18"/>
               </w:rPr>
-              <w:t>후보 거절·정답 대기는 기존 모델 유지. 검증된 이전 버전으로 사유를 기록해 롤백</w:t>
+              <w:t>후보 거절·정답 대기는 기존 모델 유지. 검증된 이전 버전으로 화면 사유 입력 없이 복귀하고 서버에 기본 요청 사유 기록</w:t>
             </w:r>
           </w:p>
         </w:tc>
@@ -1097,7 +1097,7 @@
     <w:p>
       <w:pPr/>
       <w:r>
-        <w:t>공식 과거 CSV와 manifest를 품질 검증한 뒤 시간순 학습·검증·테스트로 분리합니다. 학습 결과와 게이트를 통과한 모델을 MLflow에 기록하고, FastAPI는 실제 champion 모델의 예측값과 버전을 응답합니다.</w:t>
+        <w:t>기동 시 준비한 공식 과거 CSV와 manifest를 품질 검증한 뒤 시간순 학습·검증·테스트로 분리합니다. 학습 결과와 게이트를 통과한 모델을 MLflow에 기록하고, FastAPI는 실제 champion 모델의 예측값과 버전을 응답합니다.</w:t>
       </w:r>
     </w:p>
     <w:p>
@@ -1109,7 +1109,7 @@
           <w:b/>
           <w:sz w:val="22"/>
         </w:rPr>
-        <w:t>공식 과거 CSV · manifest 업로드</w:t>
+        <w:t>공식 과거 CSV · manifest 준비 및 검증</w:t>
       </w:r>
     </w:p>
     <w:p>
@@ -1984,7 +1984,7 @@
                 <w:b w:val="0"/>
                 <w:sz w:val="18"/>
               </w:rPr>
-              <w:t>version·reason → 202, 롤백 작업</w:t>
+              <w:t>선택 version·서버 기본 reason → 202, 복귀 작업</w:t>
             </w:r>
           </w:p>
         </w:tc>
@@ -2065,13 +2065,13 @@
     <w:p>
       <w:pPr/>
       <w:r>
-        <w:t>동작 순서  1 오늘 기준 전체 현황 → 2 관측소 상세 → 3 모델 품질·버전·작업·이벤트 확인</w:t>
+        <w:t>사용 순서  1 관측소 검색 → 2 상세에서 다음 날 예상 수위·변화 확인 → 3 운영자가 모델 관리·시연에서 오차와 학습 상태 확인</w:t>
       </w:r>
     </w:p>
     <w:p>
       <w:pPr/>
       <w:r>
-        <w:t>기본 화면은 실제 달력의 오늘 입력일과 내일 예측일을 표시합니다. 작은 합성 출처 표시를 유지하고 관측소 상세에서 입력 구간을 확인합니다. CSV 등록·초기 학습은 운영 화면의 접힌 수동 자료 관리에 보존하며 기본 시연에는 필요하지 않습니다.</w:t>
+        <w:t>상세 상단에 예측 날짜·수위·마지막 입력값 대비 차이를 표시합니다. 수위·강수 그래프는 최근 30일을 기본으로 90일·180일을 선택하고 다음 날 예측점을 구분합니다. 같은 날짜의 입력값과 저장된 예측을 소수 셋째 자리로 비교해 높으면 빨강, 낮으면 파랑으로 입력 숫자와 해당 관측점만 표시하며, 같거나 비교값이 없으면 기본색이고 내일 예측의 색은 유지합니다. 자료·모델 정보는 접어서 보여줍니다. 합성 자료 표시는 유지하며 현장 위험 확률이나 안전 판정으로 해석하지 않습니다.</w:t>
       </w:r>
     </w:p>
     <w:p>
@@ -2081,7 +2081,7 @@
       <w:r>
         <w:drawing>
           <wp:inline xmlns:a="http://schemas.openxmlformats.org/drawingml/2006/main" xmlns:pic="http://schemas.openxmlformats.org/drawingml/2006/picture">
-            <wp:extent cx="2851200" cy="2376000"/>
+            <wp:extent cx="5056243" cy="2376000"/>
             <wp:docPr id="1" name="Picture 1"/>
             <wp:cNvGraphicFramePr>
               <a:graphicFrameLocks noChangeAspect="1"/>
@@ -2090,7 +2090,7 @@
               <a:graphicData uri="http://schemas.openxmlformats.org/drawingml/2006/picture">
                 <pic:pic>
                   <pic:nvPicPr>
-                    <pic:cNvPr id="0" name="current-extension-overview.png"/>
+                    <pic:cNvPr id="0" name="ui-final-overview.png"/>
                     <pic:cNvPicPr/>
                   </pic:nvPicPr>
                   <pic:blipFill>
@@ -2102,7 +2102,7 @@
                   <pic:spPr>
                     <a:xfrm>
                       <a:off x="0" y="0"/>
-                      <a:ext cx="2851200" cy="2376000"/>
+                      <a:ext cx="5056243" cy="2376000"/>
                     </a:xfrm>
                     <a:prstGeom prst="rect"/>
                   </pic:spPr>
@@ -2131,7 +2131,7 @@
       <w:r>
         <w:drawing>
           <wp:inline xmlns:a="http://schemas.openxmlformats.org/drawingml/2006/main" xmlns:pic="http://schemas.openxmlformats.org/drawingml/2006/picture">
-            <wp:extent cx="3801600" cy="2376000"/>
+            <wp:extent cx="3551784" cy="2376000"/>
             <wp:docPr id="2" name="Picture 2"/>
             <wp:cNvGraphicFramePr>
               <a:graphicFrameLocks noChangeAspect="1"/>
@@ -2140,7 +2140,7 @@
               <a:graphicData uri="http://schemas.openxmlformats.org/drawingml/2006/picture">
                 <pic:pic>
                   <pic:nvPicPr>
-                    <pic:cNvPr id="0" name="current-extension-detail.png"/>
+                    <pic:cNvPr id="0" name="ui-concise-detail.png"/>
                     <pic:cNvPicPr/>
                   </pic:nvPicPr>
                   <pic:blipFill>
@@ -2152,7 +2152,7 @@
                   <pic:spPr>
                     <a:xfrm>
                       <a:off x="0" y="0"/>
-                      <a:ext cx="3801600" cy="2376000"/>
+                      <a:ext cx="3551784" cy="2376000"/>
                     </a:xfrm>
                     <a:prstGeom prst="rect"/>
                   </pic:spPr>
@@ -2177,7 +2177,7 @@
     <w:p>
       <w:pPr/>
       <w:r>
-        <w:t>2026-10-07 팀에서 전달받은 교수님의 시뮬레이션 자료 활용 허용에 따라 공급 과정을 구성했습니다. 추가 요청에 따라 원본 뒤부터 오늘까지 합성 데이터를 이어 별도 모델을 학습했습니다. 실제 과거 관측일·단위·값은 보존하며, 오늘의 실제 관측값으로 소개하지 않습니다. 기존 과거 공급 재생도 내부 도구로 보존합니다.</w:t>
+        <w:t>CSV 등록과 초기 학습은 관리자용 자료 등록과 학습에 두며 기본 사용에는 필요하지 않습니다. 기존 등록·학습 HTTP는 확인했으나 이번 CSV 업로드의 브라우저 검증은 확장 권한 오류로 미완료입니다. 이전 공급 시연 UI는 제거하고 API·기록·원본 증거를 보존합니다.</w:t>
       </w:r>
     </w:p>
     <w:p>
@@ -2196,7 +2196,7 @@
       <w:r>
         <w:drawing>
           <wp:inline xmlns:a="http://schemas.openxmlformats.org/drawingml/2006/main" xmlns:pic="http://schemas.openxmlformats.org/drawingml/2006/picture">
-            <wp:extent cx="2851200" cy="2376000"/>
+            <wp:extent cx="5056243" cy="2376000"/>
             <wp:docPr id="3" name="Picture 3"/>
             <wp:cNvGraphicFramePr>
               <a:graphicFrameLocks noChangeAspect="1"/>
@@ -2205,7 +2205,7 @@
               <a:graphicData uri="http://schemas.openxmlformats.org/drawingml/2006/picture">
                 <pic:pic>
                   <pic:nvPicPr>
-                    <pic:cNvPr id="0" name="current-extension-operations.png"/>
+                    <pic:cNvPr id="0" name="ui-final-operations.png"/>
                     <pic:cNvPicPr/>
                   </pic:nvPicPr>
                   <pic:blipFill>
@@ -2217,7 +2217,7 @@
                   <pic:spPr>
                     <a:xfrm>
                       <a:off x="0" y="0"/>
-                      <a:ext cx="2851200" cy="2376000"/>
+                      <a:ext cx="5056243" cy="2376000"/>
                     </a:xfrm>
                     <a:prstGeom prst="rect"/>
                   </pic:spPr>
@@ -2236,7 +2236,7 @@
         <w:rPr>
           <w:sz w:val="18"/>
         </w:rPr>
-        <w:t>3 모델 품질과 운영 흐름  실제 모델 버전·감시 상태·작업 확인</w:t>
+        <w:t>3 모델 관리와 시연  현재 화면의 시연 시작·자료 진행·상태 확인</w:t>
       </w:r>
     </w:p>
     <w:p>
@@ -2287,6 +2287,12 @@
           <w:sz w:val="18"/>
         </w:rPr>
         <w:t>4 오차 감시와 작업 확인  별도 합성 검증의 감지 → 재학습 → 후보 평가 → 승격 로그의 실제 저장 이력</w:t>
+      </w:r>
+    </w:p>
+    <w:p>
+      <w:pPr/>
+      <w:r>
+        <w:t>시연은 기존 자료 또는 수위 +0.2m 가상 상황으로 시작합니다. 모델 준비와 하루·21일 자료 진행 중 완료 수와 상태를 자동 갱신하고 중복 요청을 막습니다. 21일 진행만으로 후속 정답 30일 평가가 끝나지는 않습니다. 오늘 예측으로 돌아가기로 기본 조회에 복귀합니다. 이전 모델 복귀에는 화면 사유 입력이 필요하지 않습니다.</w:t>
       </w:r>
     </w:p>
     <w:p>
